--- a/human/tasks/D-02/summary.docx
+++ b/human/tasks/D-02/summary.docx
@@ -143,7 +143,7 @@
     </w:p>
     <w:p>
       <w:r>
-        <w:t>共享采集模块暂留技术目录，后续统一迁至Agent模块并修复消费者；根目录双层迁移仍未完成。</w:t>
+        <w:t>共享采集模块已位于agent/modules，消费者已修正；根目录19/19项已迁入human/agent，当前读取和运行入口已验证，业务签收不变。</w:t>
       </w:r>
     </w:p>
     <w:p>
@@ -202,7 +202,12 @@
     </w:p>
     <w:p>
       <w:r>
-        <w:t>累计19/71包，剩余52，下一S-01。Word由Agent事实生成，并串联上游存储、双设备及下游同步关系；明确路径提交推送，任务状态不变。</w:t>
+        <w:t>规范化71/71包、根目录迁移19/19项完成；每包Word由Agent源生成。</w:t>
+      </w:r>
+    </w:p>
+    <w:p>
+      <w:r>
+        <w:t>业务状态WAIT_DEP_EXTERNAL，原签收与未交付项不变；后续按注册表和实际依赖推进。</w:t>
       </w:r>
     </w:p>
     <w:p>
